--- a/rus/docx/007.content.docx
+++ b/rus/docx/007.content.docx
@@ -39,80 +39,37 @@
           <w:b/>
           <w:lang w:val="ru_RU" w:bidi="ru_RU"/>
         </w:rPr>
-        <w:t>Familiarization, Internalization, Articulation (Fia) Terms</w:t>
+        <w:t>Familiarization, Internalization, Articulation (FIA) Key Terms</w:t>
       </w:r>
       <w:r>
         <w:rPr>
           <w:lang w:val="ru_RU" w:bidi="ru_RU"/>
         </w:rPr>
-        <w:t xml:space="preserve"> (Russian) is based on: </w:t>
+        <w:t xml:space="preserve"> © 2023 SRV Partners Released under CC BY-SA 4.0 license. </w:t>
       </w:r>
       <w:r>
         <w:rPr>
           <w:lang w:val="ru_RU" w:bidi="ru_RU"/>
         </w:rPr>
-        <w:t>Familiarization, Internalization, Articulation (Fia) Terms</w:t>
+        <w:t>Familiarization, Internalization, Articulation (FIA) Key Terms</w:t>
       </w:r>
       <w:r>
         <w:rPr>
           <w:lang w:val="ru_RU" w:bidi="ru_RU"/>
         </w:rPr>
-        <w:t xml:space="preserve">, </w:t>
-      </w:r>
-      <w:hyperlink r:id="rId13">
-        <w:r>
-          <w:rPr>
-            <w:lang w:val="ru_RU" w:bidi="ru_RU"/>
-          </w:rPr>
-          <w:rPr>
-            <w:color w:val="0000EE"/>
-            <w:u w:val="single"/>
-          </w:rPr>
-          <w:t>SRV Partners</w:t>
-        </w:r>
-      </w:hyperlink>
-      <w:r>
-        <w:rPr>
-          <w:lang w:val="ru_RU" w:bidi="ru_RU"/>
-        </w:rPr>
-        <w:t xml:space="preserve">, 2023, which is licensed under a </w:t>
-      </w:r>
-      <w:hyperlink r:id="rId14">
-        <w:r>
-          <w:rPr>
-            <w:lang w:val="ru_RU" w:bidi="ru_RU"/>
-          </w:rPr>
-          <w:rPr>
-            <w:color w:val="0000EE"/>
-            <w:u w:val="single"/>
-          </w:rPr>
-          <w:t>CC BY-SA 4.0 license</w:t>
-        </w:r>
-      </w:hyperlink>
-      <w:r>
-        <w:rPr>
-          <w:lang w:val="ru_RU" w:bidi="ru_RU"/>
-        </w:rPr>
-        <w:t>.</w:t>
+        <w:t xml:space="preserve"> has been adapted in the following languages Tok Pisin, عربي, Français, हिंदी, Bahasa Indonesia, Português, Русский, Español, Kiswahili, 简体中文 from </w:t>
       </w:r>
       <w:r>
         <w:rPr>
           <w:lang w:val="ru_RU" w:bidi="ru_RU"/>
         </w:rPr>
-      </w:r>
-    </w:p>
-    <w:p>
-      <w:pPr/>
-      <w:r>
-        <w:rPr>
-          <w:lang w:val="ru_RU" w:bidi="ru_RU"/>
-        </w:rPr>
+        <w:t>Familiarization, Internalization, Articulation (FIA)</w:t>
       </w:r>
       <w:r>
         <w:rPr>
           <w:lang w:val="ru_RU" w:bidi="ru_RU"/>
         </w:rPr>
-        <w:t>This PDF version is provided under the same license.</w:t>
+        <w:t xml:space="preserve"> © 2023 SRV Partners. Released under CC BY-SA 4.0 license by Mission Mutual</w:t>
       </w:r>
       <w:r>
         <w:rPr>
@@ -264,7 +221,7 @@
           <w:lang w:val="ru_RU" w:bidi="ru_RU"/>
         </w:rPr>
       </w:r>
-      <w:hyperlink r:id="rId15">
+      <w:hyperlink r:id="rId13">
         <w:r>
           <w:rPr>
             <w:lang w:val="ru_RU" w:bidi="ru_RU"/>

--- a/rus/docx/007.content.docx
+++ b/rus/docx/007.content.docx
@@ -45,7 +45,7 @@
         <w:rPr>
           <w:lang w:val="ru_RU" w:bidi="ru_RU"/>
         </w:rPr>
-        <w:t xml:space="preserve"> © 2023 SRV Partners Released under CC BY-SA 4.0 license. </w:t>
+        <w:t xml:space="preserve"> © 2025 Word Collective Released under CC BY-SA 4.0 license. </w:t>
       </w:r>
       <w:r>
         <w:rPr>
@@ -69,7 +69,7 @@
         <w:rPr>
           <w:lang w:val="ru_RU" w:bidi="ru_RU"/>
         </w:rPr>
-        <w:t xml:space="preserve"> © 2023 SRV Partners. Released under CC BY-SA 4.0 license by Mission Mutual</w:t>
+        <w:t xml:space="preserve"> © 2025 Word Collective. Released under CC BY-SA 4.0 license by Mission Mutual</w:t>
       </w:r>
       <w:r>
         <w:rPr>
